--- a/RL迷宫作业报告.docx
+++ b/RL迷宫作业报告.docx
@@ -2771,7 +2771,7 @@
       <w:r>
         <w:drawing>
           <wp:inline>
-            <wp:extent cx="5334000" cy="1459831"/>
+            <wp:extent cx="5334000" cy="8382000"/>
             <wp:effectExtent b="0" l="0" r="0" t="0"/>
             <wp:docPr descr="主实验学习曲线" title="" id="14" name="Picture"/>
             <a:graphic>
@@ -2792,7 +2792,7 @@
                   <pic:spPr bwMode="auto">
                     <a:xfrm>
                       <a:off x="0" y="0"/>
-                      <a:ext cx="5334000" cy="1459831"/>
+                      <a:ext cx="5334000" cy="8382000"/>
                     </a:xfrm>
                     <a:prstGeom prst="rect">
                       <a:avLst/>
@@ -2830,7 +2830,7 @@
       <w:r>
         <w:drawing>
           <wp:inline>
-            <wp:extent cx="5334000" cy="1291389"/>
+            <wp:extent cx="5334000" cy="4667250"/>
             <wp:effectExtent b="0" l="0" r="0" t="0"/>
             <wp:docPr descr="最终指标对比" title="" id="17" name="Picture"/>
             <a:graphic>
@@ -2851,7 +2851,7 @@
                   <pic:spPr bwMode="auto">
                     <a:xfrm>
                       <a:off x="0" y="0"/>
-                      <a:ext cx="5334000" cy="1291389"/>
+                      <a:ext cx="5334000" cy="4667250"/>
                     </a:xfrm>
                     <a:prstGeom prst="rect">
                       <a:avLst/>
@@ -4879,7 +4879,7 @@
       <w:r>
         <w:drawing>
           <wp:inline>
-            <wp:extent cx="5334000" cy="1540933"/>
+            <wp:extent cx="5334000" cy="8382000"/>
             <wp:effectExtent b="0" l="0" r="0" t="0"/>
             <wp:docPr descr="alpha 扫描" title="" id="24" name="Picture"/>
             <a:graphic>
@@ -4900,7 +4900,7 @@
                   <pic:spPr bwMode="auto">
                     <a:xfrm>
                       <a:off x="0" y="0"/>
-                      <a:ext cx="5334000" cy="1540933"/>
+                      <a:ext cx="5334000" cy="8382000"/>
                     </a:xfrm>
                     <a:prstGeom prst="rect">
                       <a:avLst/>
